--- a/FinalAssessment/FinalAssessment-Questions.docx
+++ b/FinalAssessment/FinalAssessment-Questions.docx
@@ -89,7 +89,21 @@
           <w:b/>
           <w:highlight w:val="lightGray"/>
         </w:rPr>
-        <w:t>Section A: Question 1: 30 Marks</w:t>
+        <w:t xml:space="preserve">Section A: Question 1: </w:t>
+      </w:r>
+      <w:r>
+        <w:rPr>
+          <w:b/>
+          <w:highlight w:val="lightGray"/>
+        </w:rPr>
+        <w:t>15</w:t>
+      </w:r>
+      <w:r>
+        <w:rPr>
+          <w:b/>
+          <w:highlight w:val="lightGray"/>
+        </w:rPr>
+        <w:t xml:space="preserve"> Marks</w:t>
       </w:r>
     </w:p>
     <w:p>
@@ -104,14 +118,21 @@
           <w:b/>
           <w:highlight w:val="lightGray"/>
         </w:rPr>
-        <w:t>Section A: Question 2</w:t>
+        <w:t xml:space="preserve">Section A: Question 2: </w:t>
       </w:r>
       <w:r>
         <w:rPr>
           <w:b/>
           <w:highlight w:val="lightGray"/>
         </w:rPr>
-        <w:t>: 30 Marks</w:t>
+        <w:t>15</w:t>
+      </w:r>
+      <w:r>
+        <w:rPr>
+          <w:b/>
+          <w:highlight w:val="lightGray"/>
+        </w:rPr>
+        <w:t xml:space="preserve"> Marks</w:t>
       </w:r>
     </w:p>
     <w:p>
@@ -126,14 +147,21 @@
           <w:b/>
           <w:highlight w:val="lightGray"/>
         </w:rPr>
-        <w:t>Section B</w:t>
+        <w:t xml:space="preserve">Section B: Question 1: </w:t>
       </w:r>
       <w:r>
         <w:rPr>
           <w:b/>
           <w:highlight w:val="lightGray"/>
         </w:rPr>
-        <w:t>: Question 1: 30 Marks</w:t>
+        <w:t>15</w:t>
+      </w:r>
+      <w:r>
+        <w:rPr>
+          <w:b/>
+          <w:highlight w:val="lightGray"/>
+        </w:rPr>
+        <w:t xml:space="preserve"> Marks</w:t>
       </w:r>
     </w:p>
     <w:p>
@@ -148,14 +176,23 @@
           <w:b/>
           <w:highlight w:val="lightGray"/>
         </w:rPr>
-        <w:t>Section B: Question 2</w:t>
+        <w:t xml:space="preserve">Section B: Question 2: </w:t>
       </w:r>
       <w:r>
         <w:rPr>
           <w:b/>
           <w:highlight w:val="lightGray"/>
         </w:rPr>
-        <w:t>: 30 Marks</w:t>
+        <w:t>15</w:t>
+      </w:r>
+      <w:bookmarkStart w:id="0" w:name="_GoBack"/>
+      <w:bookmarkEnd w:id="0"/>
+      <w:r>
+        <w:rPr>
+          <w:b/>
+          <w:highlight w:val="lightGray"/>
+        </w:rPr>
+        <w:t xml:space="preserve"> Marks</w:t>
       </w:r>
     </w:p>
     <w:p>
@@ -1546,17 +1583,7 @@
           <w:color w:val="1F2328"/>
           <w:shd w:val="clear" w:color="auto" w:fill="FFFFFF"/>
         </w:rPr>
-        <w:t>AI Financial Market Daily Realistic S</w:t>
-      </w:r>
-      <w:r>
-        <w:rPr>
-          <w:rFonts w:ascii="Segoe UI" w:hAnsi="Segoe UI" w:cs="Segoe UI"/>
-          <w:b/>
-          <w:bCs/>
-          <w:color w:val="1F2328"/>
-          <w:shd w:val="clear" w:color="auto" w:fill="FFFFFF"/>
-        </w:rPr>
-        <w:t>ynthetic</w:t>
+        <w:t>AI Financial Market Daily Realistic Synthetic</w:t>
       </w:r>
     </w:p>
     <w:p>
@@ -1631,18 +1658,7 @@
           <w:szCs w:val="32"/>
           <w:highlight w:val="yellow"/>
         </w:rPr>
-        <w:t xml:space="preserve"> or copy pasted</w:t>
-      </w:r>
-      <w:bookmarkStart w:id="0" w:name="_GoBack"/>
-      <w:bookmarkEnd w:id="0"/>
-      <w:r>
-        <w:rPr>
-          <w:color w:val="FF0000"/>
-          <w:sz w:val="32"/>
-          <w:szCs w:val="32"/>
-          <w:highlight w:val="yellow"/>
-        </w:rPr>
-        <w:t xml:space="preserve"> code</w:t>
+        <w:t xml:space="preserve"> or copy pasted code</w:t>
       </w:r>
       <w:r>
         <w:rPr>
@@ -8672,7 +8688,7 @@
 </file>
 
 <file path=customXml/itemProps1.xml><?xml version="1.0" encoding="utf-8"?>
-<ds:datastoreItem xmlns:ds="http://schemas.openxmlformats.org/officeDocument/2006/customXml" ds:itemID="{8BFC7C88-33CD-4885-A991-97E185D96878}">
+<ds:datastoreItem xmlns:ds="http://schemas.openxmlformats.org/officeDocument/2006/customXml" ds:itemID="{77271F10-3D8F-4C5E-84ED-D4BD26EF8C81}">
   <ds:schemaRefs>
     <ds:schemaRef ds:uri="http://schemas.openxmlformats.org/officeDocument/2006/bibliography"/>
   </ds:schemaRefs>

--- a/FinalAssessment/FinalAssessment-Questions.docx
+++ b/FinalAssessment/FinalAssessment-Questions.docx
@@ -185,8 +185,6 @@
         </w:rPr>
         <w:t>15</w:t>
       </w:r>
-      <w:bookmarkStart w:id="0" w:name="_GoBack"/>
-      <w:bookmarkEnd w:id="0"/>
       <w:r>
         <w:rPr>
           <w:b/>
@@ -479,7 +477,7 @@
           <w:szCs w:val="32"/>
           <w:highlight w:val="lightGray"/>
         </w:rPr>
-        <w:t>[Marks 30</w:t>
+        <w:t xml:space="preserve">[Marks </w:t>
       </w:r>
       <w:r>
         <w:rPr>
@@ -488,7 +486,25 @@
           <w:szCs w:val="32"/>
           <w:highlight w:val="lightGray"/>
         </w:rPr>
-        <w:t>+30</w:t>
+        <w:t>15</w:t>
+      </w:r>
+      <w:r>
+        <w:rPr>
+          <w:b/>
+          <w:sz w:val="32"/>
+          <w:szCs w:val="32"/>
+          <w:highlight w:val="lightGray"/>
+        </w:rPr>
+        <w:t>+</w:t>
+      </w:r>
+      <w:r>
+        <w:rPr>
+          <w:b/>
+          <w:sz w:val="32"/>
+          <w:szCs w:val="32"/>
+          <w:highlight w:val="lightGray"/>
+        </w:rPr>
+        <w:t>15</w:t>
       </w:r>
       <w:r>
         <w:rPr>
@@ -1085,7 +1101,7 @@
           <w:szCs w:val="32"/>
           <w:highlight w:val="lightGray"/>
         </w:rPr>
-        <w:t>30</w:t>
+        <w:t>15</w:t>
       </w:r>
       <w:proofErr w:type="gramEnd"/>
       <w:r>
@@ -1095,7 +1111,16 @@
           <w:szCs w:val="32"/>
           <w:highlight w:val="lightGray"/>
         </w:rPr>
-        <w:t xml:space="preserve"> + 30</w:t>
+        <w:t xml:space="preserve"> + </w:t>
+      </w:r>
+      <w:r>
+        <w:rPr>
+          <w:b/>
+          <w:sz w:val="32"/>
+          <w:szCs w:val="32"/>
+          <w:highlight w:val="lightGray"/>
+        </w:rPr>
+        <w:t>15</w:t>
       </w:r>
       <w:r>
         <w:rPr>
@@ -1667,7 +1692,18 @@
           <w:szCs w:val="32"/>
           <w:highlight w:val="yellow"/>
         </w:rPr>
-        <w:t>, will get only zero marks.</w:t>
+        <w:t>, will get only zero ma</w:t>
+      </w:r>
+      <w:bookmarkStart w:id="0" w:name="_GoBack"/>
+      <w:bookmarkEnd w:id="0"/>
+      <w:r>
+        <w:rPr>
+          <w:color w:val="FF0000"/>
+          <w:sz w:val="32"/>
+          <w:szCs w:val="32"/>
+          <w:highlight w:val="yellow"/>
+        </w:rPr>
+        <w:t>rks.</w:t>
       </w:r>
     </w:p>
     <w:sectPr>
@@ -8688,7 +8724,7 @@
 </file>
 
 <file path=customXml/itemProps1.xml><?xml version="1.0" encoding="utf-8"?>
-<ds:datastoreItem xmlns:ds="http://schemas.openxmlformats.org/officeDocument/2006/customXml" ds:itemID="{77271F10-3D8F-4C5E-84ED-D4BD26EF8C81}">
+<ds:datastoreItem xmlns:ds="http://schemas.openxmlformats.org/officeDocument/2006/customXml" ds:itemID="{FCFAD7C5-047C-418F-9FD7-1AFC06E191F1}">
   <ds:schemaRefs>
     <ds:schemaRef ds:uri="http://schemas.openxmlformats.org/officeDocument/2006/bibliography"/>
   </ds:schemaRefs>
